--- a/docs/Brief_v4.5_to_code_change_record_and_suggestions.docx
+++ b/docs/Brief_v4.5_to_code_change_record_and_suggestions.docx
@@ -686,7 +686,7 @@
         <w:pStyle w:val="ListBullet"/>
       </w:pPr>
       <w:r>
-        <w:t>Prompt-behaviour QA: test/prompt_behavior_check.mjs runs the real Stage-C prompt through a scripted conversation and OBJECTIVELY measures length-variation + future-grounding across career types (analytical/clinical/caring); both PASS (see docs/prompt_behavior_evidence.md). Re-run with the study's gpt-5.1 (LLM_BASE_URL+UVA_API_TOKEN) before fielding; it exits non-zero on regression.</w:t>
+        <w:t>Prompt-behaviour QA on the REAL model: test/prompt_behavior_check.mjs runs the real Stage-C prompt through a scripted conversation on gpt-5.1 (UvA proxy) and objectively measures length-variation + absolute brevity + future-grounding across career types (analytical/clinical/caring). Testing on gpt-5.1 exposed (and the prompt now fixes) real issues a stand-in had hidden: heavy verbosity (light turns 74–116w / big 230–465w → 39–49w / ~165w), timeless advice for non-tech careers, and markdown/list formatting. All three careers now PASS on gpt-5.1 (docs/prompt_behavior_evidence.md). The check exits non-zero on regression — run before fielding.</w:t>
       </w:r>
     </w:p>
     <w:p>
